--- a/Docker/0.docx
+++ b/Docker/0.docx
@@ -29,7 +29,7 @@
           </w:tcPr>
           <w:p>
             <w:r>
-              <w:t>The OCI is organized under the auspices of the Linux Foundation</w:t>
+              <w:t>opencontainers.org</w:t>
             </w:r>
           </w:p>
         </w:tc>
@@ -40,9 +40,11 @@
             <w:tcW w:w="4675" w:type="dxa"/>
           </w:tcPr>
           <w:p>
+            <w:proofErr w:type="spellStart"/>
             <w:r>
               <w:t>appc</w:t>
             </w:r>
+            <w:proofErr w:type="spellEnd"/>
           </w:p>
         </w:tc>
         <w:tc>
@@ -51,7 +53,15 @@
           </w:tcPr>
           <w:p>
             <w:r>
-              <w:t>The OCI is organized under the auspices of the Linux Foundation</w:t>
+              <w:t>github.com/</w:t>
+            </w:r>
+            <w:proofErr w:type="spellStart"/>
+            <w:r>
+              <w:t>appc</w:t>
+            </w:r>
+            <w:proofErr w:type="spellEnd"/>
+            <w:r>
+              <w:t>/spec/</w:t>
             </w:r>
           </w:p>
         </w:tc>
@@ -116,9 +126,73 @@
             <w:tcW w:w="4675" w:type="dxa"/>
           </w:tcPr>
           <w:p>
-            <w:r>
-              <w:t>https://github.com/opencontainers/distribution-spec</w:t>
-            </w:r>
+            <w:hyperlink r:id="rId4" w:history="1">
+              <w:r>
+                <w:rPr>
+                  <w:rStyle w:val="Hyperlink"/>
+                </w:rPr>
+                <w:t>https://github.com/opencontainers/distribution-spec</w:t>
+              </w:r>
+            </w:hyperlink>
+          </w:p>
+        </w:tc>
+      </w:tr>
+      <w:tr>
+        <w:tc>
+          <w:tcPr>
+            <w:tcW w:w="4675" w:type="dxa"/>
+          </w:tcPr>
+          <w:p>
+            <w:r>
+              <w:t>Cloud Native Computing Foundation (CNCF)</w:t>
+            </w:r>
+          </w:p>
+        </w:tc>
+        <w:tc>
+          <w:tcPr>
+            <w:tcW w:w="4675" w:type="dxa"/>
+          </w:tcPr>
+          <w:p>
+            <w:hyperlink r:id="rId5" w:history="1">
+              <w:r>
+                <w:rPr>
+                  <w:rStyle w:val="Hyperlink"/>
+                </w:rPr>
+                <w:t>www.cncf.io</w:t>
+              </w:r>
+            </w:hyperlink>
+          </w:p>
+        </w:tc>
+      </w:tr>
+      <w:tr>
+        <w:tc>
+          <w:tcPr>
+            <w:tcW w:w="4675" w:type="dxa"/>
+          </w:tcPr>
+          <w:p>
+            <w:proofErr w:type="spellStart"/>
+            <w:r>
+              <w:t>Multipass</w:t>
+            </w:r>
+            <w:proofErr w:type="spellEnd"/>
+            <w:r>
+              <w:t xml:space="preserve"> </w:t>
+            </w:r>
+          </w:p>
+        </w:tc>
+        <w:tc>
+          <w:tcPr>
+            <w:tcW w:w="4675" w:type="dxa"/>
+          </w:tcPr>
+          <w:p>
+            <w:r>
+              <w:t>canonical.com/</w:t>
+            </w:r>
+            <w:proofErr w:type="spellStart"/>
+            <w:r>
+              <w:t>multipass</w:t>
+            </w:r>
+            <w:proofErr w:type="spellEnd"/>
           </w:p>
         </w:tc>
       </w:tr>
@@ -737,6 +811,7 @@
   <w:style w:type="character" w:default="1" w:styleId="DefaultParagraphFont">
     <w:name w:val="Default Paragraph Font"/>
     <w:uiPriority w:val="1"/>
+    <w:semiHidden/>
     <w:unhideWhenUsed/>
   </w:style>
   <w:style w:type="table" w:default="1" w:styleId="TableNormal">
@@ -1068,6 +1143,29 @@
         <w:insideV w:val="single" w:sz="4" w:space="0" w:color="auto"/>
       </w:tblBorders>
     </w:tblPr>
+  </w:style>
+  <w:style w:type="character" w:styleId="Hyperlink">
+    <w:name w:val="Hyperlink"/>
+    <w:basedOn w:val="DefaultParagraphFont"/>
+    <w:uiPriority w:val="99"/>
+    <w:unhideWhenUsed/>
+    <w:rsid w:val="00454795"/>
+    <w:rPr>
+      <w:color w:val="467886" w:themeColor="hyperlink"/>
+      <w:u w:val="single"/>
+    </w:rPr>
+  </w:style>
+  <w:style w:type="character" w:styleId="UnresolvedMention">
+    <w:name w:val="Unresolved Mention"/>
+    <w:basedOn w:val="DefaultParagraphFont"/>
+    <w:uiPriority w:val="99"/>
+    <w:semiHidden/>
+    <w:unhideWhenUsed/>
+    <w:rsid w:val="00454795"/>
+    <w:rPr>
+      <w:color w:val="605E5C"/>
+      <w:shd w:val="clear" w:color="auto" w:fill="E1DFDD"/>
+    </w:rPr>
   </w:style>
 </w:styles>
 </file>

--- a/Docker/0.docx
+++ b/Docker/0.docx
@@ -193,6 +193,110 @@
               <w:t>multipass</w:t>
             </w:r>
             <w:proofErr w:type="spellEnd"/>
+          </w:p>
+        </w:tc>
+      </w:tr>
+      <w:tr>
+        <w:tc>
+          <w:tcPr>
+            <w:tcW w:w="4675" w:type="dxa"/>
+          </w:tcPr>
+          <w:p>
+            <w:proofErr w:type="spellStart"/>
+            <w:r>
+              <w:t>Runc</w:t>
+            </w:r>
+            <w:proofErr w:type="spellEnd"/>
+          </w:p>
+        </w:tc>
+        <w:tc>
+          <w:tcPr>
+            <w:tcW w:w="4675" w:type="dxa"/>
+          </w:tcPr>
+          <w:p>
+            <w:r>
+              <w:t>github.com/</w:t>
+            </w:r>
+            <w:proofErr w:type="spellStart"/>
+            <w:r>
+              <w:t>opencontainers</w:t>
+            </w:r>
+            <w:proofErr w:type="spellEnd"/>
+            <w:r>
+              <w:t>/</w:t>
+            </w:r>
+            <w:proofErr w:type="spellStart"/>
+            <w:r>
+              <w:t>runc</w:t>
+            </w:r>
+            <w:proofErr w:type="spellEnd"/>
+            <w:r>
+              <w:t>/releases</w:t>
+            </w:r>
+          </w:p>
+        </w:tc>
+      </w:tr>
+      <w:tr>
+        <w:tc>
+          <w:tcPr>
+            <w:tcW w:w="4675" w:type="dxa"/>
+          </w:tcPr>
+          <w:p>
+            <w:proofErr w:type="spellStart"/>
+            <w:r>
+              <w:t>Containerd</w:t>
+            </w:r>
+            <w:proofErr w:type="spellEnd"/>
+          </w:p>
+        </w:tc>
+        <w:tc>
+          <w:tcPr>
+            <w:tcW w:w="4675" w:type="dxa"/>
+          </w:tcPr>
+          <w:p>
+            <w:r>
+              <w:t>github.com/</w:t>
+            </w:r>
+            <w:proofErr w:type="spellStart"/>
+            <w:r>
+              <w:t>containerd</w:t>
+            </w:r>
+            <w:proofErr w:type="spellEnd"/>
+            <w:r>
+              <w:t>/</w:t>
+            </w:r>
+            <w:proofErr w:type="spellStart"/>
+            <w:r>
+              <w:t>containerd</w:t>
+            </w:r>
+            <w:proofErr w:type="spellEnd"/>
+            <w:r>
+              <w:t>/releases</w:t>
+            </w:r>
+          </w:p>
+        </w:tc>
+      </w:tr>
+      <w:tr>
+        <w:tc>
+          <w:tcPr>
+            <w:tcW w:w="4675" w:type="dxa"/>
+          </w:tcPr>
+          <w:p>
+            <w:proofErr w:type="spellStart"/>
+            <w:r>
+              <w:t>gRPC</w:t>
+            </w:r>
+            <w:proofErr w:type="spellEnd"/>
+          </w:p>
+        </w:tc>
+        <w:tc>
+          <w:tcPr>
+            <w:tcW w:w="4675" w:type="dxa"/>
+          </w:tcPr>
+          <w:p>
+            <w:r>
+              <w:t>grpc.io/</w:t>
+            </w:r>
           </w:p>
         </w:tc>
       </w:tr>
